--- a/report_template/template_main/tHRR_CustomEdition_GSWW_v1.2.0.docx
+++ b/report_template/template_main/tHRR_CustomEdition_GSWW_v1.2.0.docx
@@ -291,7 +291,7 @@
                     </wp:anchor>
                   </w:drawing>
                 </mc:Choice>
-                <mc:Fallback xmlns:oel="http://schemas.microsoft.com/office/2019/extlst" xmlns:w16du="http://schemas.microsoft.com/office/word/2023/wordml/word16du">
+                <mc:Fallback xmlns:w16du="http://schemas.microsoft.com/office/word/2023/wordml/word16du" xmlns:oel="http://schemas.microsoft.com/office/2019/extlst">
                   <w:pict>
                     <v:line w14:anchorId="077CC721" id="直接连接符 6" o:spid="_x0000_s1026" style="position:absolute;left:0;text-align:left;flip:y;z-index:251665408;visibility:visible;mso-wrap-style:square;mso-wrap-distance-left:9pt;mso-wrap-distance-top:0;mso-wrap-distance-right:9pt;mso-wrap-distance-bottom:0;mso-position-horizontal:absolute;mso-position-horizontal-relative:text;mso-position-vertical:absolute;mso-position-vertical-relative:text" from="-4.1pt,-.45pt" to="502.6pt,-.2pt" o:gfxdata="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" strokecolor="#006c2b" strokeweight="1pt">
                       <v:stroke endcap="round"/>
@@ -5154,7 +5154,7 @@
                 <w:szCs w:val="17"/>
                 <w:lang w:bidi="ar"/>
               </w:rPr>
-              <w:t>{%if lib_quality_control and lib_quality_control.lib_dna_qc and lib_quality_control.lib_dna_qc.library_qty%}{{lib_quality_c</w:t>
+              <w:t>{%if lib_quality_control and lib_quality_control.lib_dna_qc and lib_quality_control.lib_dna_</w:t>
             </w:r>
             <w:r>
               <w:rPr>
@@ -5165,7 +5165,7 @@
                 <w:lang w:bidi="ar"/>
               </w:rPr>
               <w:lastRenderedPageBreak/>
-              <w:t>ontrol.lib_dna_qc.library_qty|replace(“.00”,””)}}{%else%}{%endif%}</w:t>
+              <w:t>qc.library_qty%}{{lib_quality_control.lib_dna_qc.library_qty|replace(“.00”,””)}}{%else%}{%endif%}</w:t>
             </w:r>
           </w:p>
         </w:tc>
@@ -11360,6 +11360,7 @@
                 <w:sz w:val="17"/>
                 <w:szCs w:val="17"/>
               </w:rPr>
+              <w:lastRenderedPageBreak/>
               <w:t>{%tr endfor%}</w:t>
             </w:r>
           </w:p>
@@ -11391,7 +11392,6 @@
                 <w:sz w:val="17"/>
                 <w:szCs w:val="17"/>
               </w:rPr>
-              <w:lastRenderedPageBreak/>
               <w:t>{%tr else%}</w:t>
             </w:r>
           </w:p>
@@ -13825,6 +13825,7 @@
           <w:sz w:val="16"/>
           <w:szCs w:val="16"/>
         </w:rPr>
+        <w:lastRenderedPageBreak/>
         <w:t>当检测结果为“未检测到</w:t>
       </w:r>
       <w:r>
@@ -14725,7 +14726,7 @@
       <w:pPr>
         <w:adjustRightInd w:val="0"/>
         <w:snapToGrid w:val="0"/>
-        <w:ind w:firstLineChars="200" w:firstLine="320"/>
+        <w:ind w:firstLineChars="200" w:firstLine="329"/>
         <w:rPr>
           <w:rFonts w:ascii="思源黑体 CN Normal" w:eastAsia="思源黑体 CN Normal" w:hAnsi="思源黑体 CN Normal"/>
           <w:b/>
@@ -16071,6 +16072,7 @@
           <w:sz w:val="21"/>
           <w:szCs w:val="21"/>
         </w:rPr>
+        <w:lastRenderedPageBreak/>
         <w:t xml:space="preserve">5.5 </w:t>
       </w:r>
       <w:bookmarkEnd w:id="11"/>
@@ -16145,7 +16147,6 @@
                 <w:sz w:val="18"/>
                 <w:szCs w:val="18"/>
               </w:rPr>
-              <w:lastRenderedPageBreak/>
               <w:t>{</w:t>
             </w:r>
             <w:r>
@@ -16981,7 +16982,7 @@
                     </wp:anchor>
                   </w:drawing>
                 </mc:Choice>
-                <mc:Fallback xmlns:oel="http://schemas.microsoft.com/office/2019/extlst" xmlns:w16du="http://schemas.microsoft.com/office/word/2023/wordml/word16du" xmlns:wpsCustomData="http://www.wps.cn/officeDocument/2013/wpsCustomData">
+                <mc:Fallback xmlns:wpsCustomData="http://www.wps.cn/officeDocument/2013/wpsCustomData" xmlns:w16du="http://schemas.microsoft.com/office/word/2023/wordml/word16du" xmlns:oel="http://schemas.microsoft.com/office/2019/extlst">
                   <w:pict>
                     <v:roundrect id="矩形: 圆角 12" o:spid="_x0000_s1026" o:spt="2" style="position:absolute;left:0pt;margin-left:-5.7pt;margin-top:3.25pt;height:25.3pt;width:71.3pt;mso-position-horizontal-relative:margin;z-index:-251657216;v-text-anchor:middle;mso-width-relative:page;mso-height-relative:page;" fillcolor="#F2F2F2 [3052]" filled="t" stroked="f" coordsize="21600,21600" arcsize="0.166666666666667" o:gfxdata="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">
                       <v:fill on="t" focussize="0,0"/>
@@ -18096,6 +18097,7 @@
                 <w:sz w:val="16"/>
                 <w:szCs w:val="16"/>
               </w:rPr>
+              <w:lastRenderedPageBreak/>
               <w:t>（潜在临床意义）</w:t>
             </w:r>
           </w:p>
@@ -18128,6 +18130,7 @@
                 <w:sz w:val="16"/>
                 <w:szCs w:val="16"/>
               </w:rPr>
+              <w:lastRenderedPageBreak/>
               <w:t>C</w:t>
             </w:r>
           </w:p>
@@ -19447,6 +19450,7 @@
           <w:sz w:val="24"/>
           <w:szCs w:val="24"/>
         </w:rPr>
+        <w:lastRenderedPageBreak/>
         <w:t xml:space="preserve">&gt;6 </w:t>
       </w:r>
       <w:r>
@@ -19668,7 +19672,7 @@
                     </wp:anchor>
                   </w:drawing>
                 </mc:Choice>
-                <mc:Fallback xmlns:oel="http://schemas.microsoft.com/office/2019/extlst" xmlns:w16du="http://schemas.microsoft.com/office/word/2023/wordml/word16du" xmlns:wpsCustomData="http://www.wps.cn/officeDocument/2013/wpsCustomData">
+                <mc:Fallback xmlns:wpsCustomData="http://www.wps.cn/officeDocument/2013/wpsCustomData" xmlns:w16du="http://schemas.microsoft.com/office/word/2023/wordml/word16du" xmlns:oel="http://schemas.microsoft.com/office/2019/extlst">
                   <w:pict>
                     <v:roundrect id="矩形: 圆角 27" o:spid="_x0000_s1026" o:spt="2" style="position:absolute;left:0pt;margin-left:-5.7pt;margin-top:3.25pt;height:25.3pt;width:71.3pt;mso-position-horizontal-relative:margin;z-index:-251656192;v-text-anchor:middle;mso-width-relative:page;mso-height-relative:page;" fillcolor="#F2F2F2 [3052]" filled="t" stroked="f" coordsize="21600,21600" arcsize="0.166666666666667" o:gfxdata="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">
                       <v:fill on="t" focussize="0,0"/>
@@ -24959,6 +24963,7 @@
           <w:szCs w:val="18"/>
           <w:highlight w:val="yellow"/>
         </w:rPr>
+        <w:lastRenderedPageBreak/>
         <w:t>{%p else%}</w:t>
       </w:r>
       <w:bookmarkEnd w:id="13"/>
@@ -25018,7 +25023,6 @@
                 <w:sz w:val="18"/>
                 <w:szCs w:val="18"/>
               </w:rPr>
-              <w:lastRenderedPageBreak/>
               <w:t>基因</w:t>
             </w:r>
           </w:p>
@@ -32653,7 +32657,7 @@
           <w:sz w:val="18"/>
           <w:szCs w:val="18"/>
         </w:rPr>
-        <w:t>同源重组修复相关基因突变及HRD状态可以指导PARP抑制剂靶向治疗。目前，全球已有多种PARP抑制剂获批上市，如由FDA批准的奥拉帕利（Olaparib）、鲁卡帕尼（Rucaparib）、尼拉帕利（Niraparib）、他拉唑帕利（Talazoparib）以及近期由NMPA批准的氟唑帕利（Fluzoparib）和帕米帕利（Pamiparib）等，已经相继在卵巢癌、前列腺癌、乳腺癌、胰腺癌等肿瘤中获批诸多适应症，其中也包括以HRR基因突变和HRD作为生物标志物的适应症获批。HRD检测在PARP抑制剂治疗卵巢癌中具有重要的应用价值；在乳腺癌、胰腺癌、前列腺癌中，其对PARP抑制剂或含铂类 药物的临床应用可能也具有潜在的指导价值。</w:t>
+        <w:t>同源重组修复相关基因突变及HRD状态可以指导PARP抑制剂靶向治疗。目前，全球已有多种PARP抑制剂获批上市，如由FDA批准的奥拉帕利（Olaparib）、鲁卡帕尼（Rucaparib）、尼拉帕利（Niraparib）、他拉唑帕利（Talazoparib）以及近期由NMPA批准的氟唑帕利（Fluzoparib）和帕米帕利（Pamiparib）等，已经相继在卵巢癌、前列腺癌、乳腺癌、胰腺癌等肿瘤中获批诸多适应症，其中也包括以HRR基因突变和HRD作为生物标志物的适应症获批。HRD检测在PARP抑制剂治疗卵巢癌中具有重要的应用价值；在乳腺癌、胰腺癌、前列腺癌中，其对PARP抑制剂或含铂类药物的临床应用可能也具有潜在的指导价值。</w:t>
       </w:r>
     </w:p>
     <w:p>
@@ -34129,10 +34133,6 @@
 </file>
 
 <file path=customXml/item1.xml><?xml version="1.0" encoding="utf-8"?>
-<b:Sources xmlns:b="http://schemas.openxmlformats.org/officeDocument/2006/bibliography" xmlns="http://schemas.openxmlformats.org/officeDocument/2006/bibliography" SelectedStyle="\APASixthEditionOfficeOnline.xsl" StyleName="APA" Version="6"/>
-</file>
-
-<file path=customXml/item2.xml><?xml version="1.0" encoding="utf-8"?>
 <s:customData xmlns="http://www.wps.cn/officeDocument/2013/wpsCustomData" xmlns:s="http://www.wps.cn/officeDocument/2013/wpsCustomData">
   <customSectProps>
     <customSectPr/>
@@ -34143,18 +34143,22 @@
 </s:customData>
 </file>
 
+<file path=customXml/item2.xml><?xml version="1.0" encoding="utf-8"?>
+<b:Sources xmlns:b="http://schemas.openxmlformats.org/officeDocument/2006/bibliography" xmlns="http://schemas.openxmlformats.org/officeDocument/2006/bibliography" SelectedStyle="\APASixthEditionOfficeOnline.xsl" StyleName="APA" Version="6"/>
+</file>
+
 <file path=customXml/itemProps1.xml><?xml version="1.0" encoding="utf-8"?>
+<ds:datastoreItem xmlns:ds="http://schemas.openxmlformats.org/officeDocument/2006/customXml" ds:itemID="{B1977F7D-205B-4081-913C-38D41E755F92}">
+  <ds:schemaRefs>
+    <ds:schemaRef ds:uri="http://www.wps.cn/officeDocument/2013/wpsCustomData"/>
+  </ds:schemaRefs>
+</ds:datastoreItem>
+</file>
+
+<file path=customXml/itemProps2.xml><?xml version="1.0" encoding="utf-8"?>
 <ds:datastoreItem xmlns:ds="http://schemas.openxmlformats.org/officeDocument/2006/customXml" ds:itemID="{E5E7EC2E-ABB6-4504-AA5D-CE25A7D9FFD8}">
   <ds:schemaRefs>
     <ds:schemaRef ds:uri="http://schemas.openxmlformats.org/officeDocument/2006/bibliography"/>
   </ds:schemaRefs>
 </ds:datastoreItem>
-</file>
-
-<file path=customXml/itemProps2.xml><?xml version="1.0" encoding="utf-8"?>
-<ds:datastoreItem xmlns:ds="http://schemas.openxmlformats.org/officeDocument/2006/customXml" ds:itemID="{B1977F7D-205B-4081-913C-38D41E755F92}">
-  <ds:schemaRefs>
-    <ds:schemaRef ds:uri="http://www.wps.cn/officeDocument/2013/wpsCustomData"/>
-  </ds:schemaRefs>
-</ds:datastoreItem>
 </file>